--- a/resources/templates/27预算执行对外报告.docx
+++ b/resources/templates/27预算执行对外报告.docx
@@ -75,7 +75,7 @@
           <w:highlight w:val="none"/>
           <w:lang w:val="en-US" w:eastAsia="zh-CN" w:bidi="ar-SA"/>
         </w:rPr>
-        <w:t>*审**报〔20**〕**号</w:t>
+        <w:t>{reportNumber}</w:t>
       </w:r>
     </w:p>
     <w:p>
@@ -626,6 +626,40 @@
           <w:sz w:val="32"/>
           <w:szCs w:val="32"/>
         </w:rPr>
+        <w:t xml:space="preserve">{reportContent}</w:t>
+      </w:r>
+    </w:p>
+    <w:p>
+      <w:pPr>
+        <w:pStyle w:val="5"/>
+        <w:keepNext w:val="0"/>
+        <w:keepLines w:val="0"/>
+        <w:pageBreakBefore w:val="0"/>
+        <w:widowControl w:val="0"/>
+        <w:kinsoku/>
+        <w:wordWrap/>
+        <w:overflowPunct/>
+        <w:topLinePunct w:val="0"/>
+        <w:autoSpaceDE/>
+        <w:autoSpaceDN/>
+        <w:bidi w:val="0"/>
+        <w:adjustRightInd/>
+        <w:snapToGrid/>
+        <w:spacing w:line="560" w:lineRule="exact"/>
+        <w:ind w:firstLine="632" w:firstLineChars="200"/>
+        <w:textAlignment w:val="auto"/>
+        <w:rPr>
+          <w:rFonts w:hint="default" w:ascii="仿宋_GB2312" w:hAnsi="仿宋_GB2312" w:eastAsia="仿宋_GB2312" w:cs="仿宋_GB2312"/>
+          <w:sz w:val="32"/>
+          <w:szCs w:val="32"/>
+        </w:rPr>
+      </w:pPr>
+      <w:r>
+        <w:rPr>
+          <w:rFonts w:hint="default" w:ascii="仿宋_GB2312" w:hAnsi="仿宋_GB2312" w:eastAsia="仿宋_GB2312" w:cs="仿宋_GB2312"/>
+          <w:sz w:val="32"/>
+          <w:szCs w:val="32"/>
+        </w:rPr>
         <w:t>[说明</w:t>
       </w:r>
       <w:r>
@@ -4699,7 +4733,7 @@
           <w:highlight w:val="none"/>
           <w:lang w:val="en-US" w:eastAsia="zh-CN"/>
         </w:rPr>
-        <w:t>科右前旗审计局</w:t>
+        <w:t>{issueOrg}</w:t>
       </w:r>
     </w:p>
     <w:p>
@@ -4738,7 +4772,7 @@
           <w:highlight w:val="none"/>
           <w:lang w:val="en-US" w:eastAsia="zh-CN"/>
         </w:rPr>
-        <w:t xml:space="preserve">                                **年**月**日</w:t>
+        <w:t>                                {issuerSignature}　　{reportDate}</w:t>
       </w:r>
     </w:p>
     <w:p/>
